--- a/вшысвщссbrainshrotort dis.docx
+++ b/вшысвщссbrainshrotort dis.docx
@@ -23,41 +23,43 @@
       </w:pPr>
     </w:p>
     <w:p>
-      <w:pPr>
-        <w:rPr>
-          <w:lang w:val="ru-RU"/>
-        </w:rPr>
-      </w:pPr>
       <w:r>
         <w:t>Old</w:t>
       </w:r>
       <w:r>
-        <w:rPr>
-          <w:lang w:val="ru-RU"/>
-        </w:rPr>
         <w:t xml:space="preserve"> </w:t>
       </w:r>
       <w:r>
         <w:t>tech</w:t>
       </w:r>
       <w:r>
-        <w:rPr>
-          <w:lang w:val="ru-RU"/>
-        </w:rPr>
         <w:t>:</w:t>
       </w:r>
     </w:p>
     <w:p>
-      <w:pPr>
-        <w:rPr>
-          <w:lang w:val="ru-RU"/>
-        </w:rPr>
-      </w:pPr>
-      <w:r>
-        <w:rPr>
-          <w:lang w:val="ru-RU"/>
-        </w:rPr>
-        <w:t>Громофон: играет музыку</w:t>
+      <w:r>
+        <w:rPr>
+          <w:lang w:val="ru-RU"/>
+        </w:rPr>
+        <w:t>Громофон</w:t>
+      </w:r>
+      <w:r>
+        <w:t xml:space="preserve">: </w:t>
+      </w:r>
+      <w:r>
+        <w:rPr>
+          <w:lang w:val="ru-RU"/>
+        </w:rPr>
+        <w:t>играет</w:t>
+      </w:r>
+      <w:r>
+        <w:t xml:space="preserve"> </w:t>
+      </w:r>
+      <w:r>
+        <w:rPr>
+          <w:lang w:val="ru-RU"/>
+        </w:rPr>
+        <w:t>музыку</w:t>
       </w:r>
     </w:p>
     <w:p>
@@ -97,7 +99,7 @@
           <w:noProof/>
         </w:rPr>
         <w:drawing>
-          <wp:inline distT="0" distB="0" distL="0" distR="0" wp14:anchorId="45795FC3" wp14:editId="392F1E32">
+          <wp:inline distT="0" distB="0" distL="0" distR="0" wp14:anchorId="45795FC3" wp14:editId="092CCA9B">
             <wp:extent cx="2217761" cy="2217761"/>
             <wp:effectExtent l="0" t="0" r="0" b="0"/>
             <wp:docPr id="1822819234" name="Picture 1" descr="This may contain: a person sitting on the ground in front of a wall with graffiti written on it"/>
@@ -342,6 +344,7 @@
       </w:pPr>
       <w:r>
         <w:rPr>
+          <w:noProof/>
           <w:lang w:val="ru-RU"/>
         </w:rPr>
         <w:drawing>
@@ -479,16 +482,47 @@
       </w:r>
     </w:p>
     <w:p>
-      <w:pPr>
-        <w:rPr>
-          <w:lang w:val="ru-RU"/>
-        </w:rPr>
-      </w:pPr>
-      <w:r>
-        <w:rPr>
-          <w:lang w:val="ru-RU"/>
-        </w:rPr>
-        <w:t>Герой смотрит на ружье: фрем ружья, фрейм глаз героя. Черный экран и выстрел. Сообщение</w:t>
+      <w:r>
+        <w:rPr>
+          <w:lang w:val="ru-RU"/>
+        </w:rPr>
+        <w:t>Герой смотрит на ружье: фрем ружья, фрейм глаз героя. Черный</w:t>
+      </w:r>
+      <w:r>
+        <w:t xml:space="preserve"> </w:t>
+      </w:r>
+      <w:r>
+        <w:rPr>
+          <w:lang w:val="ru-RU"/>
+        </w:rPr>
+        <w:t>экран</w:t>
+      </w:r>
+      <w:r>
+        <w:t xml:space="preserve"> </w:t>
+      </w:r>
+      <w:r>
+        <w:rPr>
+          <w:lang w:val="ru-RU"/>
+        </w:rPr>
+        <w:t>и</w:t>
+      </w:r>
+      <w:r>
+        <w:t xml:space="preserve"> </w:t>
+      </w:r>
+      <w:r>
+        <w:rPr>
+          <w:lang w:val="ru-RU"/>
+        </w:rPr>
+        <w:t>выстрел</w:t>
+      </w:r>
+      <w:r>
+        <w:t xml:space="preserve">. </w:t>
+      </w:r>
+      <w:r>
+        <w:rPr>
+          <w:lang w:val="ru-RU"/>
+        </w:rPr>
+        <w:t>Сообщение</w:t>
       </w:r>
       <w:r>
         <w:t>: «</w:t>
@@ -535,11 +569,6 @@
       </w:r>
     </w:p>
     <w:p>
-      <w:pPr>
-        <w:rPr>
-          <w:lang w:val="ru-RU"/>
-        </w:rPr>
-      </w:pPr>
       <w:r>
         <w:rPr>
           <w:lang w:val="ru-RU"/>
@@ -633,6 +662,11 @@
       </w:r>
     </w:p>
     <w:p>
+      <w:pPr>
+        <w:rPr>
+          <w:lang w:val="ru-RU"/>
+        </w:rPr>
+      </w:pPr>
       <w:r>
         <w:rPr>
           <w:lang w:val="ru-RU"/>
@@ -658,14 +692,55 @@
         <w:t xml:space="preserve">первый еп </w:t>
       </w:r>
     </w:p>
-    <w:p/>
-    <w:p/>
-    <w:p/>
-    <w:p/>
-    <w:p/>
-    <w:p>
-      <w:r>
-        <w:t>TODO:</w:t>
+    <w:p>
+      <w:pPr>
+        <w:rPr>
+          <w:lang w:val="ru-RU"/>
+        </w:rPr>
+      </w:pPr>
+    </w:p>
+    <w:p>
+      <w:pPr>
+        <w:rPr>
+          <w:lang w:val="ru-RU"/>
+        </w:rPr>
+      </w:pPr>
+    </w:p>
+    <w:p>
+      <w:pPr>
+        <w:rPr>
+          <w:lang w:val="ru-RU"/>
+        </w:rPr>
+      </w:pPr>
+    </w:p>
+    <w:p>
+      <w:pPr>
+        <w:rPr>
+          <w:lang w:val="ru-RU"/>
+        </w:rPr>
+      </w:pPr>
+    </w:p>
+    <w:p>
+      <w:pPr>
+        <w:rPr>
+          <w:lang w:val="ru-RU"/>
+        </w:rPr>
+      </w:pPr>
+    </w:p>
+    <w:p>
+      <w:pPr>
+        <w:rPr>
+          <w:lang w:val="ru-RU"/>
+        </w:rPr>
+      </w:pPr>
+      <w:r>
+        <w:t>TODO</w:t>
+      </w:r>
+      <w:r>
+        <w:rPr>
+          <w:lang w:val="ru-RU"/>
+        </w:rPr>
+        <w:t>:</w:t>
       </w:r>
     </w:p>
     <w:p>
@@ -855,6 +930,9 @@
         <w:t>AS point and click, do not create addiciotnal frame for each object. Just put its sprites on top</w:t>
       </w:r>
       <w:r>
+        <w:rPr>
+          <w:noProof/>
+        </w:rPr>
         <w:drawing>
           <wp:inline distT="0" distB="0" distL="0" distR="0" wp14:anchorId="5E5B0938" wp14:editId="3AF27276">
             <wp:extent cx="5943600" cy="2891790"/>
@@ -1733,6 +1811,120 @@
     <w:p>
       <w:r>
         <w:t>Last thing before Suic1de</w:t>
+      </w:r>
+    </w:p>
+    <w:p/>
+    <w:p/>
+    <w:p>
+      <w:r>
+        <w:t>SFX TODO LIST:</w:t>
+      </w:r>
+    </w:p>
+    <w:p>
+      <w:pPr>
+        <w:rPr>
+          <w:lang w:val="ru-RU"/>
+        </w:rPr>
+      </w:pPr>
+      <w:r>
+        <w:rPr>
+          <w:lang w:val="ru-RU"/>
+        </w:rPr>
+        <w:drawing>
+          <wp:inline distT="0" distB="0" distL="0" distR="0" wp14:anchorId="7724B840" wp14:editId="56BD5706">
+            <wp:extent cx="4029637" cy="1581371"/>
+            <wp:effectExtent l="0" t="0" r="0" b="0"/>
+            <wp:docPr id="1964106880" name="Picture 1"/>
+            <wp:cNvGraphicFramePr>
+              <a:graphicFrameLocks xmlns:a="http://schemas.openxmlformats.org/drawingml/2006/main" noChangeAspect="1"/>
+            </wp:cNvGraphicFramePr>
+            <a:graphic xmlns:a="http://schemas.openxmlformats.org/drawingml/2006/main">
+              <a:graphicData uri="http://schemas.openxmlformats.org/drawingml/2006/picture">
+                <pic:pic xmlns:pic="http://schemas.openxmlformats.org/drawingml/2006/picture">
+                  <pic:nvPicPr>
+                    <pic:cNvPr id="1964106880" name=""/>
+                    <pic:cNvPicPr/>
+                  </pic:nvPicPr>
+                  <pic:blipFill>
+                    <a:blip r:embed="rId10"/>
+                    <a:stretch>
+                      <a:fillRect/>
+                    </a:stretch>
+                  </pic:blipFill>
+                  <pic:spPr>
+                    <a:xfrm>
+                      <a:off x="0" y="0"/>
+                      <a:ext cx="4029637" cy="1581371"/>
+                    </a:xfrm>
+                    <a:prstGeom prst="rect">
+                      <a:avLst/>
+                    </a:prstGeom>
+                  </pic:spPr>
+                </pic:pic>
+              </a:graphicData>
+            </a:graphic>
+          </wp:inline>
+        </w:drawing>
+      </w:r>
+    </w:p>
+    <w:p>
+      <w:pPr>
+        <w:rPr>
+          <w:lang w:val="lv-LV"/>
+        </w:rPr>
+      </w:pPr>
+      <w:r>
+        <w:rPr>
+          <w:lang w:val="lv-LV"/>
+        </w:rPr>
+        <w:t>Button click and hover</w:t>
+      </w:r>
+    </w:p>
+    <w:p>
+      <w:pPr>
+        <w:rPr>
+          <w:lang w:val="lv-LV"/>
+        </w:rPr>
+      </w:pPr>
+      <w:r>
+        <w:rPr>
+          <w:lang w:val="lv-LV"/>
+        </w:rPr>
+        <w:t>Minimal goal achived / hopefull goal achived</w:t>
+      </w:r>
+    </w:p>
+    <w:p>
+      <w:pPr>
+        <w:rPr>
+          <w:lang w:val="lv-LV"/>
+        </w:rPr>
+      </w:pPr>
+    </w:p>
+    <w:p>
+      <w:pPr>
+        <w:rPr>
+          <w:lang w:val="lv-LV"/>
+        </w:rPr>
+      </w:pPr>
+      <w:r>
+        <w:rPr>
+          <w:lang w:val="lv-LV"/>
+        </w:rPr>
+        <w:lastRenderedPageBreak/>
+        <w:t>Ringing sound</w:t>
+      </w:r>
+    </w:p>
+    <w:p>
+      <w:pPr>
+        <w:rPr>
+          <w:lang w:val="lv-LV"/>
+        </w:rPr>
+      </w:pPr>
+      <w:r>
+        <w:rPr>
+          <w:lang w:val="lv-LV"/>
+        </w:rPr>
+        <w:t>Point score</w:t>
       </w:r>
     </w:p>
     <w:sectPr>

--- a/вшысвщссbrainshrotort dis.docx
+++ b/вшысвщссbrainshrotort dis.docx
@@ -1925,6 +1925,39 @@
           <w:lang w:val="lv-LV"/>
         </w:rPr>
         <w:t>Point score</w:t>
+      </w:r>
+    </w:p>
+    <w:p>
+      <w:pPr>
+        <w:rPr>
+          <w:lang w:val="lv-LV"/>
+        </w:rPr>
+      </w:pPr>
+    </w:p>
+    <w:p>
+      <w:pPr>
+        <w:rPr>
+          <w:lang w:val="lv-LV"/>
+        </w:rPr>
+      </w:pPr>
+      <w:r>
+        <w:rPr>
+          <w:lang w:val="lv-LV"/>
+        </w:rPr>
+        <w:t>Metro noise on bg</w:t>
+      </w:r>
+    </w:p>
+    <w:p>
+      <w:pPr>
+        <w:rPr>
+          <w:lang w:val="lv-LV"/>
+        </w:rPr>
+      </w:pPr>
+      <w:r>
+        <w:rPr>
+          <w:lang w:val="lv-LV"/>
+        </w:rPr>
+        <w:t>Lamp flickering noise</w:t>
       </w:r>
     </w:p>
     <w:sectPr>

--- a/вшысвщссbrainshrotort dis.docx
+++ b/вшысвщссbrainshrotort dis.docx
@@ -1814,150 +1814,94 @@
       </w:r>
     </w:p>
     <w:p/>
-    <w:p/>
-    <w:p>
-      <w:r>
-        <w:t>SFX TODO LIST:</w:t>
-      </w:r>
-    </w:p>
-    <w:p>
-      <w:pPr>
-        <w:rPr>
-          <w:lang w:val="ru-RU"/>
-        </w:rPr>
-      </w:pPr>
-      <w:r>
-        <w:rPr>
-          <w:lang w:val="ru-RU"/>
-        </w:rPr>
-        <w:drawing>
-          <wp:inline distT="0" distB="0" distL="0" distR="0" wp14:anchorId="7724B840" wp14:editId="56BD5706">
-            <wp:extent cx="4029637" cy="1581371"/>
-            <wp:effectExtent l="0" t="0" r="0" b="0"/>
-            <wp:docPr id="1964106880" name="Picture 1"/>
-            <wp:cNvGraphicFramePr>
-              <a:graphicFrameLocks xmlns:a="http://schemas.openxmlformats.org/drawingml/2006/main" noChangeAspect="1"/>
-            </wp:cNvGraphicFramePr>
-            <a:graphic xmlns:a="http://schemas.openxmlformats.org/drawingml/2006/main">
-              <a:graphicData uri="http://schemas.openxmlformats.org/drawingml/2006/picture">
-                <pic:pic xmlns:pic="http://schemas.openxmlformats.org/drawingml/2006/picture">
-                  <pic:nvPicPr>
-                    <pic:cNvPr id="1964106880" name=""/>
-                    <pic:cNvPicPr/>
-                  </pic:nvPicPr>
-                  <pic:blipFill>
-                    <a:blip r:embed="rId10"/>
-                    <a:stretch>
-                      <a:fillRect/>
-                    </a:stretch>
-                  </pic:blipFill>
-                  <pic:spPr>
-                    <a:xfrm>
-                      <a:off x="0" y="0"/>
-                      <a:ext cx="4029637" cy="1581371"/>
-                    </a:xfrm>
-                    <a:prstGeom prst="rect">
-                      <a:avLst/>
-                    </a:prstGeom>
-                  </pic:spPr>
-                </pic:pic>
-              </a:graphicData>
-            </a:graphic>
-          </wp:inline>
-        </w:drawing>
-      </w:r>
-    </w:p>
-    <w:p>
-      <w:pPr>
-        <w:rPr>
-          <w:lang w:val="lv-LV"/>
-        </w:rPr>
-      </w:pPr>
-      <w:r>
-        <w:rPr>
-          <w:lang w:val="lv-LV"/>
-        </w:rPr>
-        <w:t>Button click and hover</w:t>
-      </w:r>
-    </w:p>
-    <w:p>
-      <w:pPr>
-        <w:rPr>
-          <w:lang w:val="lv-LV"/>
-        </w:rPr>
-      </w:pPr>
-      <w:r>
-        <w:rPr>
-          <w:lang w:val="lv-LV"/>
-        </w:rPr>
-        <w:t>Minimal goal achived / hopefull goal achived</w:t>
-      </w:r>
-    </w:p>
-    <w:p>
-      <w:pPr>
-        <w:rPr>
-          <w:lang w:val="lv-LV"/>
-        </w:rPr>
-      </w:pPr>
-    </w:p>
-    <w:p>
-      <w:pPr>
-        <w:rPr>
-          <w:lang w:val="lv-LV"/>
-        </w:rPr>
-      </w:pPr>
-      <w:r>
-        <w:rPr>
-          <w:lang w:val="lv-LV"/>
-        </w:rPr>
-        <w:lastRenderedPageBreak/>
-        <w:t>Ringing sound</w:t>
-      </w:r>
-    </w:p>
-    <w:p>
-      <w:pPr>
-        <w:rPr>
-          <w:lang w:val="lv-LV"/>
-        </w:rPr>
-      </w:pPr>
-      <w:r>
-        <w:rPr>
-          <w:lang w:val="lv-LV"/>
-        </w:rPr>
-        <w:t>Point score</w:t>
-      </w:r>
-    </w:p>
-    <w:p>
-      <w:pPr>
-        <w:rPr>
-          <w:lang w:val="lv-LV"/>
-        </w:rPr>
-      </w:pPr>
-    </w:p>
-    <w:p>
-      <w:pPr>
-        <w:rPr>
-          <w:lang w:val="lv-LV"/>
-        </w:rPr>
-      </w:pPr>
-      <w:r>
-        <w:rPr>
-          <w:lang w:val="lv-LV"/>
-        </w:rPr>
-        <w:t>Metro noise on bg</w:t>
-      </w:r>
-    </w:p>
-    <w:p>
-      <w:pPr>
-        <w:rPr>
-          <w:lang w:val="lv-LV"/>
-        </w:rPr>
-      </w:pPr>
-      <w:r>
-        <w:rPr>
-          <w:lang w:val="lv-LV"/>
-        </w:rPr>
-        <w:t>Lamp flickering noise</w:t>
+    <w:p>
+      <w:pPr>
+        <w:rPr>
+          <w:lang w:val="lv-LV"/>
+        </w:rPr>
+      </w:pPr>
+    </w:p>
+    <w:p>
+      <w:pPr>
+        <w:rPr>
+          <w:lang w:val="lv-LV"/>
+        </w:rPr>
+      </w:pPr>
+    </w:p>
+    <w:p>
+      <w:pPr>
+        <w:pStyle w:val="ListParagraph"/>
+        <w:rPr>
+          <w:lang w:val="lv-LV"/>
+        </w:rPr>
+      </w:pPr>
+      <w:r>
+        <w:rPr>
+          <w:lang w:val="lv-LV"/>
+        </w:rPr>
+        <w:t>Character lore:</w:t>
+      </w:r>
+    </w:p>
+    <w:p>
+      <w:pPr>
+        <w:pStyle w:val="ListParagraph"/>
+        <w:rPr>
+          <w:lang w:val="lv-LV"/>
+        </w:rPr>
+      </w:pPr>
+      <w:r>
+        <w:rPr>
+          <w:lang w:val="lv-LV"/>
+        </w:rPr>
+        <w:t xml:space="preserve">Disapeared for 1 month, </w:t>
+      </w:r>
+      <w:r>
+        <w:rPr>
+          <w:lang w:val="lv-LV"/>
+        </w:rPr>
+        <w:t xml:space="preserve">only left some notes and riddles so others could seek ker. Character wanted to check, whehter </w:t>
+      </w:r>
+      <w:r>
+        <w:rPr>
+          <w:lang w:val="lv-LV"/>
+        </w:rPr>
+        <w:t>somebody still love her. But it was so selfish.</w:t>
+      </w:r>
+    </w:p>
+    <w:p>
+      <w:pPr>
+        <w:pStyle w:val="ListParagraph"/>
+        <w:rPr>
+          <w:lang w:val="lv-LV"/>
+        </w:rPr>
+      </w:pPr>
+    </w:p>
+    <w:p>
+      <w:pPr>
+        <w:pStyle w:val="ListParagraph"/>
+        <w:rPr>
+          <w:lang w:val="lv-LV"/>
+        </w:rPr>
+      </w:pPr>
+    </w:p>
+    <w:p>
+      <w:pPr>
+        <w:pStyle w:val="ListParagraph"/>
+        <w:rPr>
+          <w:lang w:val="lv-LV"/>
+        </w:rPr>
+      </w:pPr>
+      <w:r>
+        <w:rPr>
+          <w:lang w:val="lv-LV"/>
+        </w:rPr>
+        <w:t xml:space="preserve">Ok, player will die when </w:t>
+      </w:r>
+      <w:r>
+        <w:rPr>
+          <w:lang w:val="lv-LV"/>
+        </w:rPr>
+        <w:t>he looses at least once</w:t>
       </w:r>
     </w:p>
     <w:sectPr>
@@ -2062,6 +2006,95 @@
     </w:lvl>
   </w:abstractNum>
   <w:abstractNum w:abstractNumId="1" w15:restartNumberingAfterBreak="0">
+    <w:nsid w:val="27C316B8"/>
+    <w:multiLevelType w:val="hybridMultilevel"/>
+    <w:tmpl w:val="A10AA42C"/>
+    <w:lvl w:ilvl="0" w:tplc="0409000F">
+      <w:start w:val="1"/>
+      <w:numFmt w:val="decimal"/>
+      <w:lvlText w:val="%1."/>
+      <w:lvlJc w:val="left"/>
+      <w:pPr>
+        <w:ind w:left="720" w:hanging="360"/>
+      </w:pPr>
+      <w:rPr>
+        <w:rFonts w:hint="default"/>
+      </w:rPr>
+    </w:lvl>
+    <w:lvl w:ilvl="1" w:tplc="04090019" w:tentative="1">
+      <w:start w:val="1"/>
+      <w:numFmt w:val="lowerLetter"/>
+      <w:lvlText w:val="%2."/>
+      <w:lvlJc w:val="left"/>
+      <w:pPr>
+        <w:ind w:left="1440" w:hanging="360"/>
+      </w:pPr>
+    </w:lvl>
+    <w:lvl w:ilvl="2" w:tplc="0409001B" w:tentative="1">
+      <w:start w:val="1"/>
+      <w:numFmt w:val="lowerRoman"/>
+      <w:lvlText w:val="%3."/>
+      <w:lvlJc w:val="right"/>
+      <w:pPr>
+        <w:ind w:left="2160" w:hanging="180"/>
+      </w:pPr>
+    </w:lvl>
+    <w:lvl w:ilvl="3" w:tplc="0409000F" w:tentative="1">
+      <w:start w:val="1"/>
+      <w:numFmt w:val="decimal"/>
+      <w:lvlText w:val="%4."/>
+      <w:lvlJc w:val="left"/>
+      <w:pPr>
+        <w:ind w:left="2880" w:hanging="360"/>
+      </w:pPr>
+    </w:lvl>
+    <w:lvl w:ilvl="4" w:tplc="04090019" w:tentative="1">
+      <w:start w:val="1"/>
+      <w:numFmt w:val="lowerLetter"/>
+      <w:lvlText w:val="%5."/>
+      <w:lvlJc w:val="left"/>
+      <w:pPr>
+        <w:ind w:left="3600" w:hanging="360"/>
+      </w:pPr>
+    </w:lvl>
+    <w:lvl w:ilvl="5" w:tplc="0409001B" w:tentative="1">
+      <w:start w:val="1"/>
+      <w:numFmt w:val="lowerRoman"/>
+      <w:lvlText w:val="%6."/>
+      <w:lvlJc w:val="right"/>
+      <w:pPr>
+        <w:ind w:left="4320" w:hanging="180"/>
+      </w:pPr>
+    </w:lvl>
+    <w:lvl w:ilvl="6" w:tplc="0409000F" w:tentative="1">
+      <w:start w:val="1"/>
+      <w:numFmt w:val="decimal"/>
+      <w:lvlText w:val="%7."/>
+      <w:lvlJc w:val="left"/>
+      <w:pPr>
+        <w:ind w:left="5040" w:hanging="360"/>
+      </w:pPr>
+    </w:lvl>
+    <w:lvl w:ilvl="7" w:tplc="04090019" w:tentative="1">
+      <w:start w:val="1"/>
+      <w:numFmt w:val="lowerLetter"/>
+      <w:lvlText w:val="%8."/>
+      <w:lvlJc w:val="left"/>
+      <w:pPr>
+        <w:ind w:left="5760" w:hanging="360"/>
+      </w:pPr>
+    </w:lvl>
+    <w:lvl w:ilvl="8" w:tplc="0409001B" w:tentative="1">
+      <w:start w:val="1"/>
+      <w:numFmt w:val="lowerRoman"/>
+      <w:lvlText w:val="%9."/>
+      <w:lvlJc w:val="right"/>
+      <w:pPr>
+        <w:ind w:left="6480" w:hanging="180"/>
+      </w:pPr>
+    </w:lvl>
+  </w:abstractNum>
+  <w:abstractNum w:abstractNumId="2" w15:restartNumberingAfterBreak="0">
     <w:nsid w:val="314677A6"/>
     <w:multiLevelType w:val="hybridMultilevel"/>
     <w:tmpl w:val="EB3CF03A"/>
@@ -2150,7 +2183,7 @@
       </w:pPr>
     </w:lvl>
   </w:abstractNum>
-  <w:abstractNum w:abstractNumId="2" w15:restartNumberingAfterBreak="0">
+  <w:abstractNum w:abstractNumId="3" w15:restartNumberingAfterBreak="0">
     <w:nsid w:val="418559E0"/>
     <w:multiLevelType w:val="hybridMultilevel"/>
     <w:tmpl w:val="B0986E2C"/>
@@ -2239,7 +2272,7 @@
       </w:pPr>
     </w:lvl>
   </w:abstractNum>
-  <w:abstractNum w:abstractNumId="3" w15:restartNumberingAfterBreak="0">
+  <w:abstractNum w:abstractNumId="4" w15:restartNumberingAfterBreak="0">
     <w:nsid w:val="5B0F1A3E"/>
     <w:multiLevelType w:val="hybridMultilevel"/>
     <w:tmpl w:val="E690C20E"/>
@@ -2328,7 +2361,7 @@
       </w:pPr>
     </w:lvl>
   </w:abstractNum>
-  <w:abstractNum w:abstractNumId="4" w15:restartNumberingAfterBreak="0">
+  <w:abstractNum w:abstractNumId="5" w15:restartNumberingAfterBreak="0">
     <w:nsid w:val="7EE01A88"/>
     <w:multiLevelType w:val="hybridMultilevel"/>
     <w:tmpl w:val="F7481B1A"/>
@@ -2418,18 +2451,21 @@
     </w:lvl>
   </w:abstractNum>
   <w:num w:numId="1" w16cid:durableId="1759793413">
-    <w:abstractNumId w:val="3"/>
+    <w:abstractNumId w:val="4"/>
   </w:num>
   <w:num w:numId="2" w16cid:durableId="380831566">
-    <w:abstractNumId w:val="4"/>
+    <w:abstractNumId w:val="5"/>
   </w:num>
   <w:num w:numId="3" w16cid:durableId="1485584285">
     <w:abstractNumId w:val="0"/>
   </w:num>
   <w:num w:numId="4" w16cid:durableId="391003859">
+    <w:abstractNumId w:val="3"/>
+  </w:num>
+  <w:num w:numId="5" w16cid:durableId="1056197256">
     <w:abstractNumId w:val="2"/>
   </w:num>
-  <w:num w:numId="5" w16cid:durableId="1056197256">
+  <w:num w:numId="6" w16cid:durableId="74670325">
     <w:abstractNumId w:val="1"/>
   </w:num>
 </w:numbering>

--- a/вшысвщссbrainshrotort dis.docx
+++ b/вшысвщссbrainshrotort dis.docx
@@ -927,7 +927,15 @@
         </w:numPr>
       </w:pPr>
       <w:r>
-        <w:t>AS point and click, do not create addiciotnal frame for each object. Just put its sprites on top</w:t>
+        <w:t xml:space="preserve">AS point and click, do not create </w:t>
+      </w:r>
+      <w:proofErr w:type="spellStart"/>
+      <w:r>
+        <w:t>addiciotnal</w:t>
+      </w:r>
+      <w:proofErr w:type="spellEnd"/>
+      <w:r>
+        <w:t xml:space="preserve"> frame for each object. Just put its sprites on top</w:t>
       </w:r>
       <w:r>
         <w:rPr>
@@ -975,7 +983,23 @@
         <w:pStyle w:val="ListParagraph"/>
       </w:pPr>
       <w:r>
-        <w:t>Slight draker bg and on top</w:t>
+        <w:t xml:space="preserve">Slight </w:t>
+      </w:r>
+      <w:proofErr w:type="spellStart"/>
+      <w:r>
+        <w:t>draker</w:t>
+      </w:r>
+      <w:proofErr w:type="spellEnd"/>
+      <w:r>
+        <w:t xml:space="preserve"> </w:t>
+      </w:r>
+      <w:proofErr w:type="spellStart"/>
+      <w:r>
+        <w:t>bg</w:t>
+      </w:r>
+      <w:proofErr w:type="spellEnd"/>
+      <w:r>
+        <w:t xml:space="preserve"> and on top</w:t>
       </w:r>
     </w:p>
     <w:p>
@@ -1887,9 +1911,6 @@
     <w:p>
       <w:pPr>
         <w:pStyle w:val="ListParagraph"/>
-        <w:rPr>
-          <w:lang w:val="lv-LV"/>
-        </w:rPr>
       </w:pPr>
       <w:r>
         <w:rPr>
@@ -1902,6 +1923,40 @@
           <w:lang w:val="lv-LV"/>
         </w:rPr>
         <w:t>he looses at least once</w:t>
+      </w:r>
+    </w:p>
+    <w:p>
+      <w:pPr>
+        <w:pStyle w:val="ListParagraph"/>
+      </w:pPr>
+    </w:p>
+    <w:p>
+      <w:pPr>
+        <w:pStyle w:val="ListParagraph"/>
+      </w:pPr>
+    </w:p>
+    <w:p>
+      <w:pPr>
+        <w:pStyle w:val="ListParagraph"/>
+      </w:pPr>
+      <w:r>
+        <w:t>Intro dialogue</w:t>
+      </w:r>
+    </w:p>
+    <w:p>
+      <w:pPr>
+        <w:pStyle w:val="ListParagraph"/>
+      </w:pPr>
+      <w:r>
+        <w:t>Tutor edit</w:t>
+      </w:r>
+    </w:p>
+    <w:p>
+      <w:pPr>
+        <w:pStyle w:val="ListParagraph"/>
+      </w:pPr>
+      <w:r>
+        <w:t xml:space="preserve">Death dialogue for each person </w:t>
       </w:r>
     </w:p>
     <w:sectPr>

--- a/вшысвщссbrainshrotort dis.docx
+++ b/вшысвщссbrainshrotort dis.docx
@@ -1940,23 +1940,73 @@
         <w:pStyle w:val="ListParagraph"/>
       </w:pPr>
       <w:r>
-        <w:t>Intro dialogue</w:t>
-      </w:r>
-    </w:p>
-    <w:p>
-      <w:pPr>
-        <w:pStyle w:val="ListParagraph"/>
-      </w:pPr>
-      <w:r>
-        <w:t>Tutor edit</w:t>
-      </w:r>
-    </w:p>
-    <w:p>
-      <w:pPr>
-        <w:pStyle w:val="ListParagraph"/>
-      </w:pPr>
-      <w:r>
-        <w:t xml:space="preserve">Death dialogue for each person </w:t>
+        <w:t>Tutorial:</w:t>
+      </w:r>
+    </w:p>
+    <w:p>
+      <w:pPr>
+        <w:pStyle w:val="ListParagraph"/>
+      </w:pPr>
+      <w:r>
+        <w:t>Here are your dices.</w:t>
+      </w:r>
+    </w:p>
+    <w:p>
+      <w:pPr>
+        <w:pStyle w:val="ListParagraph"/>
+      </w:pPr>
+      <w:r>
+        <w:t>Click on dice to lock it</w:t>
+      </w:r>
+    </w:p>
+    <w:p>
+      <w:pPr>
+        <w:pStyle w:val="ListParagraph"/>
+      </w:pPr>
+      <w:r>
+        <w:t>Locked dices are not rerolled any more</w:t>
+      </w:r>
+    </w:p>
+    <w:p>
+      <w:pPr>
+        <w:pStyle w:val="ListParagraph"/>
+      </w:pPr>
+      <w:r>
+        <w:lastRenderedPageBreak/>
+        <w:t>You can roll dices any number of times.</w:t>
+      </w:r>
+    </w:p>
+    <w:p>
+      <w:pPr>
+        <w:pStyle w:val="ListParagraph"/>
+      </w:pPr>
+      <w:r>
+        <w:t>But if your rerolled dices doesn’t give you any combination</w:t>
+      </w:r>
+      <w:r>
+        <w:t xml:space="preserve"> </w:t>
+      </w:r>
+    </w:p>
+    <w:p>
+      <w:pPr>
+        <w:pStyle w:val="ListParagraph"/>
+      </w:pPr>
+      <w:r>
+        <w:t>U will lose all your points</w:t>
+      </w:r>
+    </w:p>
+    <w:p>
+      <w:pPr>
+        <w:pStyle w:val="ListParagraph"/>
+        <w:rPr>
+          <w:lang w:val="lv-LV"/>
+        </w:rPr>
+      </w:pPr>
+      <w:r>
+        <w:t xml:space="preserve">You will get </w:t>
+      </w:r>
+      <w:r>
+        <w:t>points for the your final combination</w:t>
       </w:r>
     </w:p>
     <w:sectPr>

--- a/вшысвщссbrainshrotort dis.docx
+++ b/вшысвщссbrainshrotort dis.docx
@@ -246,7 +246,15 @@
         </w:numPr>
       </w:pPr>
       <w:r>
-        <w:t xml:space="preserve">(What I am hoping for? I have no clue whether they still need me. </w:t>
+        <w:t xml:space="preserve">(What </w:t>
+      </w:r>
+      <w:proofErr w:type="gramStart"/>
+      <w:r>
+        <w:t>I am</w:t>
+      </w:r>
+      <w:proofErr w:type="gramEnd"/>
+      <w:r>
+        <w:t xml:space="preserve"> hoping for? I have no clue whether they still need me. </w:t>
       </w:r>
       <w:r>
         <w:rPr>
@@ -582,7 +590,14 @@
         <w:rPr>
           <w:lang w:val="lv-LV"/>
         </w:rPr>
-        <w:t>I love you dad</w:t>
+        <w:t xml:space="preserve">I love you </w:t>
+      </w:r>
+      <w:proofErr w:type="gramStart"/>
+      <w:r>
+        <w:rPr>
+          <w:lang w:val="lv-LV"/>
+        </w:rPr>
+        <w:t>dad</w:t>
       </w:r>
       <w:r>
         <w:t>»</w:t>
@@ -591,7 +606,14 @@
         <w:rPr>
           <w:lang w:val="lv-LV"/>
         </w:rPr>
-        <w:t xml:space="preserve">. </w:t>
+        <w:t>.</w:t>
+      </w:r>
+      <w:proofErr w:type="gramEnd"/>
+      <w:r>
+        <w:rPr>
+          <w:lang w:val="lv-LV"/>
+        </w:rPr>
+        <w:t xml:space="preserve"> </w:t>
       </w:r>
       <w:r>
         <w:rPr>
@@ -1045,8 +1067,13 @@
         </w:numPr>
       </w:pPr>
       <w:r>
-        <w:t>Some basic setup</w:t>
-      </w:r>
+        <w:t xml:space="preserve">Some basic </w:t>
+      </w:r>
+      <w:proofErr w:type="gramStart"/>
+      <w:r>
+        <w:t>setup</w:t>
+      </w:r>
+      <w:proofErr w:type="gramEnd"/>
     </w:p>
     <w:p>
       <w:pPr>
@@ -1817,7 +1844,15 @@
     </w:p>
     <w:p>
       <w:r>
-        <w:t>Start write song</w:t>
+        <w:t xml:space="preserve">Start </w:t>
+      </w:r>
+      <w:proofErr w:type="gramStart"/>
+      <w:r>
+        <w:t>write</w:t>
+      </w:r>
+      <w:proofErr w:type="gramEnd"/>
+      <w:r>
+        <w:t xml:space="preserve"> song</w:t>
       </w:r>
     </w:p>
     <w:p/>
@@ -1973,15 +2008,31 @@
       </w:pPr>
       <w:r>
         <w:lastRenderedPageBreak/>
-        <w:t>You can roll dices any number of times.</w:t>
-      </w:r>
-    </w:p>
-    <w:p>
-      <w:pPr>
-        <w:pStyle w:val="ListParagraph"/>
-      </w:pPr>
-      <w:r>
-        <w:t>But if your rerolled dices doesn’t give you any combination</w:t>
+        <w:t xml:space="preserve">You can roll </w:t>
+      </w:r>
+      <w:proofErr w:type="gramStart"/>
+      <w:r>
+        <w:t>dices</w:t>
+      </w:r>
+      <w:proofErr w:type="gramEnd"/>
+      <w:r>
+        <w:t xml:space="preserve"> any number of times.</w:t>
+      </w:r>
+    </w:p>
+    <w:p>
+      <w:pPr>
+        <w:pStyle w:val="ListParagraph"/>
+      </w:pPr>
+      <w:r>
+        <w:t xml:space="preserve">But if your rerolled dices </w:t>
+      </w:r>
+      <w:proofErr w:type="gramStart"/>
+      <w:r>
+        <w:t>doesn’t</w:t>
+      </w:r>
+      <w:proofErr w:type="gramEnd"/>
+      <w:r>
+        <w:t xml:space="preserve"> give you any combination</w:t>
       </w:r>
       <w:r>
         <w:t xml:space="preserve"> </w:t>
@@ -1998,16 +2049,44 @@
     <w:p>
       <w:pPr>
         <w:pStyle w:val="ListParagraph"/>
-        <w:rPr>
-          <w:lang w:val="lv-LV"/>
-        </w:rPr>
       </w:pPr>
       <w:r>
         <w:t xml:space="preserve">You will get </w:t>
       </w:r>
       <w:r>
-        <w:t>points for the your final combination</w:t>
-      </w:r>
+        <w:t xml:space="preserve">points for </w:t>
+      </w:r>
+      <w:proofErr w:type="gramStart"/>
+      <w:r>
+        <w:t>the your</w:t>
+      </w:r>
+      <w:proofErr w:type="gramEnd"/>
+      <w:r>
+        <w:t xml:space="preserve"> final combination</w:t>
+      </w:r>
+    </w:p>
+    <w:p>
+      <w:pPr>
+        <w:pStyle w:val="ListParagraph"/>
+      </w:pPr>
+    </w:p>
+    <w:p>
+      <w:pPr>
+        <w:pStyle w:val="ListParagraph"/>
+      </w:pPr>
+    </w:p>
+    <w:p>
+      <w:pPr>
+        <w:pStyle w:val="ListParagraph"/>
+      </w:pPr>
+    </w:p>
+    <w:p>
+      <w:pPr>
+        <w:pStyle w:val="ListParagraph"/>
+        <w:rPr>
+          <w:lang w:val="lv-LV"/>
+        </w:rPr>
+      </w:pPr>
     </w:p>
     <w:sectPr>
       <w:pgSz w:w="12240" w:h="15840"/>
